--- a/javaScript/interviewQuestion/1.docx
+++ b/javaScript/interviewQuestion/1.docx
@@ -1639,30 +1639,347 @@
     </w:p>
     <w:p>
       <w:r>
+        <w:t>console.log(a); // undefined, because declaration is hoisted, but not initialization</w:t>
+      </w:r>
+    </w:p>
+    <w:p>
+      <w:r>
+        <w:t>var a = 5;</w:t>
+      </w:r>
+    </w:p>
+    <w:p>
+      <w:r>
+        <w:t xml:space="preserve">But with </w:t>
+      </w:r>
+      <w:proofErr w:type="spellStart"/>
+      <w:r>
+        <w:rPr>
+          <w:b/>
+          <w:bCs/>
+        </w:rPr>
+        <w:t>let</w:t>
+      </w:r>
+      <w:proofErr w:type="spellEnd"/>
+      <w:r>
+        <w:t xml:space="preserve"> and </w:t>
+      </w:r>
+      <w:r>
+        <w:rPr>
+          <w:b/>
+          <w:bCs/>
+        </w:rPr>
+        <w:t>const</w:t>
+      </w:r>
+      <w:r>
+        <w:t xml:space="preserve">, hoisting happens but you </w:t>
+      </w:r>
+      <w:r>
+        <w:rPr>
+          <w:b/>
+          <w:bCs/>
+        </w:rPr>
+        <w:t>cannot use them early</w:t>
+      </w:r>
+      <w:r>
+        <w:t xml:space="preserve"> (because of TDZ – Temporal Dead Zone).</w:t>
+      </w:r>
+    </w:p>
+    <w:p/>
+    <w:p>
+      <w:pPr>
+        <w:rPr>
+          <w:b/>
+          <w:bCs/>
+        </w:rPr>
+      </w:pPr>
+      <w:r>
+        <w:rPr>
+          <w:b/>
+          <w:bCs/>
+        </w:rPr>
+        <w:t>3. Why do we use the word debugger in JavaScript?</w:t>
+      </w:r>
+    </w:p>
+    <w:p/>
+    <w:p>
+      <w:r>
+        <w:t xml:space="preserve">debugger ek keyword </w:t>
+      </w:r>
+      <w:proofErr w:type="spellStart"/>
+      <w:r>
+        <w:t>hai</w:t>
+      </w:r>
+      <w:proofErr w:type="spellEnd"/>
+      <w:r>
+        <w:t xml:space="preserve"> jo JavaScript code me break point set </w:t>
+      </w:r>
+      <w:proofErr w:type="spellStart"/>
+      <w:r>
+        <w:t>karta</w:t>
+      </w:r>
+      <w:proofErr w:type="spellEnd"/>
+      <w:r>
+        <w:t xml:space="preserve"> </w:t>
+      </w:r>
+      <w:proofErr w:type="spellStart"/>
+      <w:r>
+        <w:t>hai</w:t>
+      </w:r>
+      <w:proofErr w:type="spellEnd"/>
+      <w:r>
+        <w:t xml:space="preserve">. Jab debugger statement run </w:t>
+      </w:r>
+      <w:proofErr w:type="spellStart"/>
+      <w:r>
+        <w:t>hota</w:t>
+      </w:r>
+      <w:proofErr w:type="spellEnd"/>
+      <w:r>
+        <w:t xml:space="preserve"> </w:t>
+      </w:r>
+      <w:proofErr w:type="spellStart"/>
+      <w:r>
+        <w:t>hai</w:t>
+      </w:r>
+      <w:proofErr w:type="spellEnd"/>
+      <w:r>
+        <w:t xml:space="preserve">, </w:t>
+      </w:r>
+      <w:proofErr w:type="spellStart"/>
+      <w:r>
+        <w:t>toh</w:t>
+      </w:r>
+      <w:proofErr w:type="spellEnd"/>
+      <w:r>
+        <w:t xml:space="preserve"> code execution stop ho </w:t>
+      </w:r>
+      <w:proofErr w:type="spellStart"/>
+      <w:r>
+        <w:t>jata</w:t>
+      </w:r>
+      <w:proofErr w:type="spellEnd"/>
+      <w:r>
+        <w:t xml:space="preserve"> </w:t>
+      </w:r>
+      <w:proofErr w:type="spellStart"/>
+      <w:r>
+        <w:t>hai</w:t>
+      </w:r>
+      <w:proofErr w:type="spellEnd"/>
+      <w:r>
+        <w:t xml:space="preserve"> aur developer tools me debugging start </w:t>
+      </w:r>
+      <w:proofErr w:type="spellStart"/>
+      <w:r>
+        <w:t>hoti</w:t>
+      </w:r>
+      <w:proofErr w:type="spellEnd"/>
+      <w:r>
+        <w:t xml:space="preserve"> </w:t>
+      </w:r>
+      <w:proofErr w:type="spellStart"/>
+      <w:r>
+        <w:t>hai</w:t>
+      </w:r>
+      <w:proofErr w:type="spellEnd"/>
+      <w:r>
+        <w:t>.</w:t>
+      </w:r>
+    </w:p>
+    <w:p>
+      <w:r>
         <w:t>Example:</w:t>
       </w:r>
     </w:p>
     <w:p/>
     <w:p>
       <w:r>
-        <w:t>console.log(a); // undefined, because declaration is hoisted, but not initialization</w:t>
-      </w:r>
-    </w:p>
-    <w:p>
-      <w:r>
-        <w:t>var a = 5;</w:t>
+        <w:t xml:space="preserve">function </w:t>
+      </w:r>
+      <w:proofErr w:type="gramStart"/>
+      <w:r>
+        <w:t>test(</w:t>
+      </w:r>
+      <w:proofErr w:type="gramEnd"/>
+      <w:r>
+        <w:t>) {</w:t>
+      </w:r>
+    </w:p>
+    <w:p>
+      <w:r>
+        <w:t xml:space="preserve">  debugger; // Breakpoint</w:t>
+      </w:r>
+    </w:p>
+    <w:p>
+      <w:r>
+        <w:t xml:space="preserve">  console.log('Hello');</w:t>
+      </w:r>
+    </w:p>
+    <w:p>
+      <w:r>
+        <w:t>}</w:t>
+      </w:r>
+    </w:p>
+    <w:p>
+      <w:proofErr w:type="gramStart"/>
+      <w:r>
+        <w:t>test(</w:t>
+      </w:r>
+      <w:proofErr w:type="gramEnd"/>
+      <w:r>
+        <w:t>);</w:t>
       </w:r>
     </w:p>
     <w:p/>
     <w:p>
-      <w:r>
-        <w:t>3. Why do we use the word debugger in JavaScript?</w:t>
+      <w:pPr>
+        <w:rPr>
+          <w:b/>
+          <w:bCs/>
+        </w:rPr>
+      </w:pPr>
+      <w:r>
+        <w:rPr>
+          <w:b/>
+          <w:bCs/>
+        </w:rPr>
+        <w:t>4. Difference between == and === operators.</w:t>
+      </w:r>
+    </w:p>
+    <w:p>
+      <w:r>
+        <w:t xml:space="preserve">==: Loose comparison, ye type conversion </w:t>
+      </w:r>
+      <w:proofErr w:type="spellStart"/>
+      <w:r>
+        <w:t>karta</w:t>
+      </w:r>
+      <w:proofErr w:type="spellEnd"/>
+      <w:r>
+        <w:t xml:space="preserve"> </w:t>
+      </w:r>
+      <w:proofErr w:type="spellStart"/>
+      <w:r>
+        <w:t>hai</w:t>
+      </w:r>
+      <w:proofErr w:type="spellEnd"/>
+      <w:r>
+        <w:t xml:space="preserve"> </w:t>
+      </w:r>
+      <w:proofErr w:type="spellStart"/>
+      <w:r>
+        <w:t>pehle</w:t>
+      </w:r>
+      <w:proofErr w:type="spellEnd"/>
+      <w:r>
+        <w:t xml:space="preserve"> comparison </w:t>
+      </w:r>
+      <w:proofErr w:type="spellStart"/>
+      <w:r>
+        <w:t>ke</w:t>
+      </w:r>
+      <w:proofErr w:type="spellEnd"/>
+      <w:r>
+        <w:t xml:space="preserve"> </w:t>
+      </w:r>
+      <w:proofErr w:type="spellStart"/>
+      <w:r>
+        <w:t>liye</w:t>
+      </w:r>
+      <w:proofErr w:type="spellEnd"/>
+      <w:r>
+        <w:t xml:space="preserve"> (type coercion).</w:t>
+      </w:r>
+    </w:p>
+    <w:p>
+      <w:r>
+        <w:t xml:space="preserve">===: Strict comparison, ye value aur type </w:t>
+      </w:r>
+      <w:proofErr w:type="spellStart"/>
+      <w:r>
+        <w:t>dono</w:t>
+      </w:r>
+      <w:proofErr w:type="spellEnd"/>
+      <w:r>
+        <w:t xml:space="preserve"> ko compare </w:t>
+      </w:r>
+      <w:proofErr w:type="spellStart"/>
+      <w:r>
+        <w:t>karta</w:t>
+      </w:r>
+      <w:proofErr w:type="spellEnd"/>
+      <w:r>
+        <w:t xml:space="preserve"> </w:t>
+      </w:r>
+      <w:proofErr w:type="spellStart"/>
+      <w:r>
+        <w:t>hai</w:t>
+      </w:r>
+      <w:proofErr w:type="spellEnd"/>
+      <w:r>
+        <w:t xml:space="preserve"> </w:t>
+      </w:r>
+      <w:proofErr w:type="spellStart"/>
+      <w:r>
+        <w:t>bina</w:t>
+      </w:r>
+      <w:proofErr w:type="spellEnd"/>
+      <w:r>
+        <w:t xml:space="preserve"> type conversion </w:t>
+      </w:r>
+      <w:proofErr w:type="spellStart"/>
+      <w:r>
+        <w:t>ke</w:t>
+      </w:r>
+      <w:proofErr w:type="spellEnd"/>
+      <w:r>
+        <w:t>.</w:t>
+      </w:r>
+    </w:p>
+    <w:p>
+      <w:r>
+        <w:t>Example:</w:t>
       </w:r>
     </w:p>
     <w:p/>
     <w:p>
       <w:r>
-        <w:t xml:space="preserve">debugger ek keyword </w:t>
+        <w:t>'5' == 5    // true, because it converts the string '5' to number</w:t>
+      </w:r>
+    </w:p>
+    <w:p>
+      <w:r>
+        <w:t>'5' === 5   // false, because one is string and other is number</w:t>
+      </w:r>
+    </w:p>
+    <w:p/>
+    <w:p>
+      <w:pPr>
+        <w:rPr>
+          <w:b/>
+          <w:bCs/>
+        </w:rPr>
+      </w:pPr>
+      <w:r>
+        <w:rPr>
+          <w:b/>
+          <w:bCs/>
+        </w:rPr>
+        <w:t>5. Difference between var and let keyword in JavaScript.</w:t>
+      </w:r>
+    </w:p>
+    <w:p/>
+    <w:p>
+      <w:r>
+        <w:t xml:space="preserve">var: Function-scoped </w:t>
+      </w:r>
+      <w:proofErr w:type="spellStart"/>
+      <w:r>
+        <w:t>hota</w:t>
+      </w:r>
+      <w:proofErr w:type="spellEnd"/>
+      <w:r>
+        <w:t xml:space="preserve"> </w:t>
       </w:r>
       <w:proofErr w:type="spellStart"/>
       <w:r>
@@ -1670,11 +1987,11 @@
       </w:r>
       <w:proofErr w:type="spellEnd"/>
       <w:r>
-        <w:t xml:space="preserve"> jo JavaScript code me break point set </w:t>
-      </w:r>
-      <w:proofErr w:type="spellStart"/>
-      <w:r>
-        <w:t>karta</w:t>
+        <w:t xml:space="preserve">, aur hoisting ka part </w:t>
+      </w:r>
+      <w:proofErr w:type="spellStart"/>
+      <w:r>
+        <w:t>hota</w:t>
       </w:r>
       <w:proofErr w:type="spellEnd"/>
       <w:r>
@@ -1686,7 +2003,44 @@
       </w:r>
       <w:proofErr w:type="spellEnd"/>
       <w:r>
-        <w:t xml:space="preserve">. Jab debugger statement run </w:t>
+        <w:t xml:space="preserve">. var ki variable ko declare </w:t>
+      </w:r>
+      <w:proofErr w:type="spellStart"/>
+      <w:r>
+        <w:t>karte</w:t>
+      </w:r>
+      <w:proofErr w:type="spellEnd"/>
+      <w:r>
+        <w:t xml:space="preserve"> </w:t>
+      </w:r>
+      <w:proofErr w:type="spellStart"/>
+      <w:r>
+        <w:t>waqt</w:t>
+      </w:r>
+      <w:proofErr w:type="spellEnd"/>
+      <w:r>
+        <w:t xml:space="preserve"> value undefined </w:t>
+      </w:r>
+      <w:proofErr w:type="spellStart"/>
+      <w:r>
+        <w:t>hoti</w:t>
+      </w:r>
+      <w:proofErr w:type="spellEnd"/>
+      <w:r>
+        <w:t xml:space="preserve"> </w:t>
+      </w:r>
+      <w:proofErr w:type="spellStart"/>
+      <w:r>
+        <w:t>hai</w:t>
+      </w:r>
+      <w:proofErr w:type="spellEnd"/>
+      <w:r>
+        <w:t>.</w:t>
+      </w:r>
+    </w:p>
+    <w:p>
+      <w:r>
+        <w:t xml:space="preserve">let: Block-scoped </w:t>
       </w:r>
       <w:proofErr w:type="spellStart"/>
       <w:r>
@@ -1702,31 +2056,31 @@
       </w:r>
       <w:proofErr w:type="spellEnd"/>
       <w:r>
-        <w:t xml:space="preserve">, </w:t>
-      </w:r>
-      <w:proofErr w:type="spellStart"/>
-      <w:r>
-        <w:t>toh</w:t>
-      </w:r>
-      <w:proofErr w:type="spellEnd"/>
-      <w:r>
-        <w:t xml:space="preserve"> code execution stop ho </w:t>
-      </w:r>
-      <w:proofErr w:type="spellStart"/>
-      <w:r>
-        <w:t>jata</w:t>
-      </w:r>
-      <w:proofErr w:type="spellEnd"/>
-      <w:r>
-        <w:t xml:space="preserve"> </w:t>
-      </w:r>
-      <w:proofErr w:type="spellStart"/>
-      <w:r>
-        <w:t>hai</w:t>
-      </w:r>
-      <w:proofErr w:type="spellEnd"/>
-      <w:r>
-        <w:t xml:space="preserve"> aur developer tools me debugging start </w:t>
+        <w:t xml:space="preserve">, aur hoisting </w:t>
+      </w:r>
+      <w:proofErr w:type="spellStart"/>
+      <w:r>
+        <w:t>ke</w:t>
+      </w:r>
+      <w:proofErr w:type="spellEnd"/>
+      <w:r>
+        <w:t xml:space="preserve"> </w:t>
+      </w:r>
+      <w:proofErr w:type="spellStart"/>
+      <w:r>
+        <w:t>baad</w:t>
+      </w:r>
+      <w:proofErr w:type="spellEnd"/>
+      <w:r>
+        <w:t xml:space="preserve"> value undefined </w:t>
+      </w:r>
+      <w:proofErr w:type="spellStart"/>
+      <w:r>
+        <w:t>nahi</w:t>
+      </w:r>
+      <w:proofErr w:type="spellEnd"/>
+      <w:r>
+        <w:t xml:space="preserve"> </w:t>
       </w:r>
       <w:proofErr w:type="spellStart"/>
       <w:r>
@@ -1734,14 +2088,6 @@
       </w:r>
       <w:proofErr w:type="spellEnd"/>
       <w:r>
-        <w:t xml:space="preserve"> </w:t>
-      </w:r>
-      <w:proofErr w:type="spellStart"/>
-      <w:r>
-        <w:t>hai</w:t>
-      </w:r>
-      <w:proofErr w:type="spellEnd"/>
-      <w:r>
         <w:t>.</w:t>
       </w:r>
     </w:p>
@@ -1753,25 +2099,25 @@
     <w:p/>
     <w:p>
       <w:r>
-        <w:t xml:space="preserve">function </w:t>
+        <w:t>var a = 10;</w:t>
+      </w:r>
+    </w:p>
+    <w:p>
+      <w:r>
+        <w:t>if (true) {</w:t>
+      </w:r>
+    </w:p>
+    <w:p>
+      <w:r>
+        <w:t xml:space="preserve">  var a = </w:t>
       </w:r>
       <w:proofErr w:type="gramStart"/>
       <w:r>
-        <w:t>test(</w:t>
+        <w:t>20;  /</w:t>
       </w:r>
       <w:proofErr w:type="gramEnd"/>
       <w:r>
-        <w:t>) {</w:t>
-      </w:r>
-    </w:p>
-    <w:p>
-      <w:r>
-        <w:t xml:space="preserve">  debugger; // Breakpoint</w:t>
-      </w:r>
-    </w:p>
-    <w:p>
-      <w:r>
-        <w:t xml:space="preserve">  console.log('Hello');</w:t>
+        <w:t>/ Overwrites a</w:t>
       </w:r>
     </w:p>
     <w:p>
@@ -1780,348 +2126,42 @@
       </w:r>
     </w:p>
     <w:p>
+      <w:r>
+        <w:t>console.log(a); // 20</w:t>
+      </w:r>
+    </w:p>
+    <w:p/>
+    <w:p>
+      <w:r>
+        <w:t>let b = 10;</w:t>
+      </w:r>
+    </w:p>
+    <w:p>
+      <w:r>
+        <w:t>if (true) {</w:t>
+      </w:r>
+    </w:p>
+    <w:p>
+      <w:r>
+        <w:t xml:space="preserve">  let b = </w:t>
+      </w:r>
       <w:proofErr w:type="gramStart"/>
       <w:r>
+        <w:t>20;  /</w:t>
+      </w:r>
+      <w:proofErr w:type="gramEnd"/>
+      <w:r>
+        <w:t>/ Doesn't overwrite b</w:t>
+      </w:r>
+    </w:p>
+    <w:p>
+      <w:r>
+        <w:t>}</w:t>
+      </w:r>
+    </w:p>
+    <w:p>
+      <w:r>
         <w:lastRenderedPageBreak/>
-        <w:t>test(</w:t>
-      </w:r>
-      <w:proofErr w:type="gramEnd"/>
-      <w:r>
-        <w:t>);</w:t>
-      </w:r>
-    </w:p>
-    <w:p/>
-    <w:p>
-      <w:pPr>
-        <w:rPr>
-          <w:b/>
-          <w:bCs/>
-        </w:rPr>
-      </w:pPr>
-      <w:r>
-        <w:rPr>
-          <w:b/>
-          <w:bCs/>
-        </w:rPr>
-        <w:t>4. Difference between == and === operators.</w:t>
-      </w:r>
-    </w:p>
-    <w:p>
-      <w:r>
-        <w:t xml:space="preserve">==: Loose comparison, ye type conversion </w:t>
-      </w:r>
-      <w:proofErr w:type="spellStart"/>
-      <w:r>
-        <w:t>karta</w:t>
-      </w:r>
-      <w:proofErr w:type="spellEnd"/>
-      <w:r>
-        <w:t xml:space="preserve"> </w:t>
-      </w:r>
-      <w:proofErr w:type="spellStart"/>
-      <w:r>
-        <w:t>hai</w:t>
-      </w:r>
-      <w:proofErr w:type="spellEnd"/>
-      <w:r>
-        <w:t xml:space="preserve"> </w:t>
-      </w:r>
-      <w:proofErr w:type="spellStart"/>
-      <w:r>
-        <w:t>pehle</w:t>
-      </w:r>
-      <w:proofErr w:type="spellEnd"/>
-      <w:r>
-        <w:t xml:space="preserve"> comparison </w:t>
-      </w:r>
-      <w:proofErr w:type="spellStart"/>
-      <w:r>
-        <w:t>ke</w:t>
-      </w:r>
-      <w:proofErr w:type="spellEnd"/>
-      <w:r>
-        <w:t xml:space="preserve"> </w:t>
-      </w:r>
-      <w:proofErr w:type="spellStart"/>
-      <w:r>
-        <w:t>liye</w:t>
-      </w:r>
-      <w:proofErr w:type="spellEnd"/>
-      <w:r>
-        <w:t xml:space="preserve"> (type coercion).</w:t>
-      </w:r>
-    </w:p>
-    <w:p>
-      <w:r>
-        <w:t xml:space="preserve">===: Strict comparison, ye value aur type </w:t>
-      </w:r>
-      <w:proofErr w:type="spellStart"/>
-      <w:r>
-        <w:t>dono</w:t>
-      </w:r>
-      <w:proofErr w:type="spellEnd"/>
-      <w:r>
-        <w:t xml:space="preserve"> ko compare </w:t>
-      </w:r>
-      <w:proofErr w:type="spellStart"/>
-      <w:r>
-        <w:t>karta</w:t>
-      </w:r>
-      <w:proofErr w:type="spellEnd"/>
-      <w:r>
-        <w:t xml:space="preserve"> </w:t>
-      </w:r>
-      <w:proofErr w:type="spellStart"/>
-      <w:r>
-        <w:t>hai</w:t>
-      </w:r>
-      <w:proofErr w:type="spellEnd"/>
-      <w:r>
-        <w:t xml:space="preserve"> </w:t>
-      </w:r>
-      <w:proofErr w:type="spellStart"/>
-      <w:r>
-        <w:t>bina</w:t>
-      </w:r>
-      <w:proofErr w:type="spellEnd"/>
-      <w:r>
-        <w:t xml:space="preserve"> type conversion </w:t>
-      </w:r>
-      <w:proofErr w:type="spellStart"/>
-      <w:r>
-        <w:t>ke</w:t>
-      </w:r>
-      <w:proofErr w:type="spellEnd"/>
-      <w:r>
-        <w:t>.</w:t>
-      </w:r>
-    </w:p>
-    <w:p>
-      <w:r>
-        <w:t>Example:</w:t>
-      </w:r>
-    </w:p>
-    <w:p/>
-    <w:p>
-      <w:r>
-        <w:t>'5' == 5    // true, because it converts the string '5' to number</w:t>
-      </w:r>
-    </w:p>
-    <w:p>
-      <w:r>
-        <w:t>'5' === 5   // false, because one is string and other is number</w:t>
-      </w:r>
-    </w:p>
-    <w:p/>
-    <w:p>
-      <w:pPr>
-        <w:rPr>
-          <w:b/>
-          <w:bCs/>
-        </w:rPr>
-      </w:pPr>
-      <w:r>
-        <w:rPr>
-          <w:b/>
-          <w:bCs/>
-        </w:rPr>
-        <w:t>5. Difference between var and let keyword in JavaScript.</w:t>
-      </w:r>
-    </w:p>
-    <w:p/>
-    <w:p>
-      <w:r>
-        <w:t xml:space="preserve">var: Function-scoped </w:t>
-      </w:r>
-      <w:proofErr w:type="spellStart"/>
-      <w:r>
-        <w:t>hota</w:t>
-      </w:r>
-      <w:proofErr w:type="spellEnd"/>
-      <w:r>
-        <w:t xml:space="preserve"> </w:t>
-      </w:r>
-      <w:proofErr w:type="spellStart"/>
-      <w:r>
-        <w:t>hai</w:t>
-      </w:r>
-      <w:proofErr w:type="spellEnd"/>
-      <w:r>
-        <w:t xml:space="preserve">, aur hoisting ka part </w:t>
-      </w:r>
-      <w:proofErr w:type="spellStart"/>
-      <w:r>
-        <w:t>hota</w:t>
-      </w:r>
-      <w:proofErr w:type="spellEnd"/>
-      <w:r>
-        <w:t xml:space="preserve"> </w:t>
-      </w:r>
-      <w:proofErr w:type="spellStart"/>
-      <w:r>
-        <w:t>hai</w:t>
-      </w:r>
-      <w:proofErr w:type="spellEnd"/>
-      <w:r>
-        <w:t xml:space="preserve">. var ki variable ko declare </w:t>
-      </w:r>
-      <w:proofErr w:type="spellStart"/>
-      <w:r>
-        <w:t>karte</w:t>
-      </w:r>
-      <w:proofErr w:type="spellEnd"/>
-      <w:r>
-        <w:t xml:space="preserve"> </w:t>
-      </w:r>
-      <w:proofErr w:type="spellStart"/>
-      <w:r>
-        <w:t>waqt</w:t>
-      </w:r>
-      <w:proofErr w:type="spellEnd"/>
-      <w:r>
-        <w:t xml:space="preserve"> value undefined </w:t>
-      </w:r>
-      <w:proofErr w:type="spellStart"/>
-      <w:r>
-        <w:t>hoti</w:t>
-      </w:r>
-      <w:proofErr w:type="spellEnd"/>
-      <w:r>
-        <w:t xml:space="preserve"> </w:t>
-      </w:r>
-      <w:proofErr w:type="spellStart"/>
-      <w:r>
-        <w:t>hai</w:t>
-      </w:r>
-      <w:proofErr w:type="spellEnd"/>
-      <w:r>
-        <w:t>.</w:t>
-      </w:r>
-    </w:p>
-    <w:p>
-      <w:r>
-        <w:t xml:space="preserve">let: Block-scoped </w:t>
-      </w:r>
-      <w:proofErr w:type="spellStart"/>
-      <w:r>
-        <w:t>hota</w:t>
-      </w:r>
-      <w:proofErr w:type="spellEnd"/>
-      <w:r>
-        <w:t xml:space="preserve"> </w:t>
-      </w:r>
-      <w:proofErr w:type="spellStart"/>
-      <w:r>
-        <w:t>hai</w:t>
-      </w:r>
-      <w:proofErr w:type="spellEnd"/>
-      <w:r>
-        <w:t xml:space="preserve">, aur hoisting </w:t>
-      </w:r>
-      <w:proofErr w:type="spellStart"/>
-      <w:r>
-        <w:t>ke</w:t>
-      </w:r>
-      <w:proofErr w:type="spellEnd"/>
-      <w:r>
-        <w:t xml:space="preserve"> </w:t>
-      </w:r>
-      <w:proofErr w:type="spellStart"/>
-      <w:r>
-        <w:t>baad</w:t>
-      </w:r>
-      <w:proofErr w:type="spellEnd"/>
-      <w:r>
-        <w:t xml:space="preserve"> value undefined </w:t>
-      </w:r>
-      <w:proofErr w:type="spellStart"/>
-      <w:r>
-        <w:t>nahi</w:t>
-      </w:r>
-      <w:proofErr w:type="spellEnd"/>
-      <w:r>
-        <w:t xml:space="preserve"> </w:t>
-      </w:r>
-      <w:proofErr w:type="spellStart"/>
-      <w:r>
-        <w:t>hoti</w:t>
-      </w:r>
-      <w:proofErr w:type="spellEnd"/>
-      <w:r>
-        <w:t>.</w:t>
-      </w:r>
-    </w:p>
-    <w:p>
-      <w:r>
-        <w:t>Example:</w:t>
-      </w:r>
-    </w:p>
-    <w:p/>
-    <w:p>
-      <w:r>
-        <w:t>var a = 10;</w:t>
-      </w:r>
-    </w:p>
-    <w:p>
-      <w:r>
-        <w:t>if (true) {</w:t>
-      </w:r>
-    </w:p>
-    <w:p>
-      <w:r>
-        <w:t xml:space="preserve">  var a = </w:t>
-      </w:r>
-      <w:proofErr w:type="gramStart"/>
-      <w:r>
-        <w:t>20;  /</w:t>
-      </w:r>
-      <w:proofErr w:type="gramEnd"/>
-      <w:r>
-        <w:t>/ Overwrites a</w:t>
-      </w:r>
-    </w:p>
-    <w:p>
-      <w:r>
-        <w:t>}</w:t>
-      </w:r>
-    </w:p>
-    <w:p>
-      <w:r>
-        <w:t>console.log(a); // 20</w:t>
-      </w:r>
-    </w:p>
-    <w:p/>
-    <w:p>
-      <w:r>
-        <w:t>let b = 10;</w:t>
-      </w:r>
-    </w:p>
-    <w:p>
-      <w:r>
-        <w:t>if (true) {</w:t>
-      </w:r>
-    </w:p>
-    <w:p>
-      <w:r>
-        <w:t xml:space="preserve">  let b = </w:t>
-      </w:r>
-      <w:proofErr w:type="gramStart"/>
-      <w:r>
-        <w:t>20;  /</w:t>
-      </w:r>
-      <w:proofErr w:type="gramEnd"/>
-      <w:r>
-        <w:t>/ Doesn't overwrite b</w:t>
-      </w:r>
-    </w:p>
-    <w:p>
-      <w:r>
-        <w:lastRenderedPageBreak/>
-        <w:t>}</w:t>
-      </w:r>
-    </w:p>
-    <w:p>
-      <w:r>
         <w:t>console.log(b); // 10</w:t>
       </w:r>
     </w:p>
@@ -2644,10 +2684,12 @@
     </w:p>
     <w:p>
       <w:r>
-        <w:t>Characteristics of strict mode:</w:t>
-      </w:r>
-    </w:p>
-    <w:p/>
+        <w:t>Characteristics of strict mode</w:t>
+      </w:r>
+      <w:r>
+        <w:t>.</w:t>
+      </w:r>
+    </w:p>
     <w:p>
       <w:r>
         <w:t xml:space="preserve">Undeclared variables error </w:t>
@@ -3163,7 +3205,6 @@
   <w:style w:type="character" w:default="1" w:styleId="DefaultParagraphFont">
     <w:name w:val="Default Paragraph Font"/>
     <w:uiPriority w:val="1"/>
-    <w:semiHidden/>
     <w:unhideWhenUsed/>
   </w:style>
   <w:style w:type="table" w:default="1" w:styleId="TableNormal">

--- a/javaScript/interviewQuestion/1.docx
+++ b/javaScript/interviewQuestion/1.docx
@@ -9,6 +9,13 @@
           <w:bCs/>
         </w:rPr>
       </w:pPr>
+      <w:r>
+        <w:rPr>
+          <w:b/>
+          <w:bCs/>
+        </w:rPr>
+        <w:t xml:space="preserve"> </w:t>
+      </w:r>
       <w:r>
         <w:rPr>
           <w:b/>
@@ -3205,6 +3212,7 @@
   <w:style w:type="character" w:default="1" w:styleId="DefaultParagraphFont">
     <w:name w:val="Default Paragraph Font"/>
     <w:uiPriority w:val="1"/>
+    <w:semiHidden/>
     <w:unhideWhenUsed/>
   </w:style>
   <w:style w:type="table" w:default="1" w:styleId="TableNormal">
